--- a/public/templates/contrato/contrato-outmat.oficial.docx
+++ b/public/templates/contrato/contrato-outmat.oficial.docx
@@ -508,26 +508,21 @@
           <w:sz w:val="21"/>
           <w:szCs w:val="21"/>
         </w:rPr>
-        <w:t xml:space="preserve">3.1. Os serviços terão início em até </w:t>
-      </w:r>
-      <w:r>
-        <w:rPr>
-          <w:b/>
-          <w:bCs/>
-          <w:color w:val="3C77FF"/>
-          <w:sz w:val="21"/>
-          <w:szCs w:val="21"/>
-          <w:highlight w:val="yellow"/>
-          <w:highlightCs w:val="yellow"/>
-        </w:rPr>
-        <w:t xml:space="preserve">[Nº]</w:t>
-      </w:r>
-      <w:r>
-        <w:rPr>
-          <w:sz w:val="21"/>
-          <w:szCs w:val="21"/>
-        </w:rPr>
-        <w:t xml:space="preserve"> dias úteis após a confirmação do pagamento da entrada e a disponibilização do local em condições de execução, e serão concluídos no prazo estimado de </w:t>
+        <w:t xml:space="preserve">3.1. O início dos serviços não depende de data previamente fixada. Os serviços terão início em até </w:t>
+      </w:r>
+      <w:r>
+        <w:rPr>
+          <w:sz w:val="21"/>
+          <w:szCs w:val="21"/>
+        </w:rPr>
+        <w:t xml:space="preserve">10 (dez)</w:t>
+      </w:r>
+      <w:r>
+        <w:rPr>
+          <w:sz w:val="21"/>
+          <w:szCs w:val="21"/>
+        </w:rPr>
+        <w:t xml:space="preserve"> dias úteis contados da autorização formal do CONTRATANTE, assim entendida a confirmação do pagamento previsto na Cláusula 2.2 acompanhada da disponibilização do local em condições de execução, e serão concluídos no prazo estimado de </w:t>
       </w:r>
       <w:r>
         <w:rPr>
@@ -1024,22 +1019,17 @@
       </w:r>
       <w:r>
         <w:rPr>
-          <w:b/>
-          <w:bCs/>
-          <w:color w:val="3C77FF"/>
-          <w:sz w:val="21"/>
-          <w:szCs w:val="21"/>
-          <w:highlight w:val="yellow"/>
-          <w:highlightCs w:val="yellow"/>
-        </w:rPr>
-        <w:t xml:space="preserve">[Nº]</w:t>
-      </w:r>
-      <w:r>
-        <w:rPr>
-          <w:sz w:val="21"/>
-          <w:szCs w:val="21"/>
-        </w:rPr>
-        <w:t xml:space="preserve">% sobre o saldo do contrato, retendo-se a entrada até o acerto de contas.</w:t>
+          <w:sz w:val="21"/>
+          <w:szCs w:val="21"/>
+        </w:rPr>
+        <w:t xml:space="preserve">20% (vinte por cento)</w:t>
+      </w:r>
+      <w:r>
+        <w:rPr>
+          <w:sz w:val="21"/>
+          <w:szCs w:val="21"/>
+        </w:rPr>
+        <w:t xml:space="preserve"> sobre o saldo do contrato, retendo-se a entrada até o acerto de contas.</w:t>
       </w:r>
     </w:p>
     <w:p>
